--- a/Engineering/Features.docx
+++ b/Engineering/Features.docx
@@ -2301,7 +2301,6 @@
           <w14:ligatures w14:val="none"/>
         </w:rPr>
       </w:pPr>
-      <w:proofErr w:type="spellStart"/>
       <w:r>
         <w:rPr>
           <w:rFonts w:ascii="Aptos" w:eastAsia="Times New Roman" w:hAnsi="Aptos" w:cs="Times New Roman"/>
@@ -2310,9 +2309,8 @@
           <w:shd w:val="clear" w:color="auto" w:fill="FFFFFF"/>
           <w14:ligatures w14:val="none"/>
         </w:rPr>
-        <w:t>Consultatnt</w:t>
-      </w:r>
-      <w:proofErr w:type="spellEnd"/>
+        <w:t>Consultant</w:t>
+      </w:r>
     </w:p>
     <w:p>
       <w:pPr>
@@ -2395,6 +2393,93 @@
     <w:p>
       <w:pPr>
         <w:numPr>
+          <w:ilvl w:val="3"/>
+          <w:numId w:val="8"/>
+        </w:numPr>
+        <w:spacing w:before="100" w:beforeAutospacing="1" w:after="100" w:afterAutospacing="1" w:line="240" w:lineRule="auto"/>
+        <w:rPr>
+          <w:rFonts w:ascii="Aptos" w:eastAsia="Times New Roman" w:hAnsi="Aptos" w:cs="Times New Roman"/>
+          <w:color w:val="000000"/>
+          <w:kern w:val="0"/>
+          <w:lang w:val="fr-FR"/>
+          <w14:ligatures w14:val="none"/>
+        </w:rPr>
+      </w:pPr>
+      <w:r>
+        <w:rPr>
+          <w:rFonts w:ascii="Aptos" w:eastAsia="Times New Roman" w:hAnsi="Aptos" w:cs="Times New Roman"/>
+          <w:color w:val="000000"/>
+          <w:kern w:val="0"/>
+          <w:shd w:val="clear" w:color="auto" w:fill="FFFFFF"/>
+          <w:lang w:val="fr-FR"/>
+          <w14:ligatures w14:val="none"/>
+        </w:rPr>
+        <w:t xml:space="preserve">Création de </w:t>
+      </w:r>
+      <w:r>
+        <w:rPr>
+          <w:rFonts w:ascii="Aptos" w:eastAsia="Times New Roman" w:hAnsi="Aptos" w:cs="Times New Roman"/>
+          <w:color w:val="000000"/>
+          <w:kern w:val="0"/>
+          <w:shd w:val="clear" w:color="auto" w:fill="FFFFFF"/>
+          <w:lang w:val="fr-FR"/>
+          <w14:ligatures w14:val="none"/>
+        </w:rPr>
+        <w:t>formations</w:t>
+      </w:r>
+      <w:r>
+        <w:rPr>
+          <w:rFonts w:ascii="Aptos" w:eastAsia="Times New Roman" w:hAnsi="Aptos" w:cs="Times New Roman"/>
+          <w:color w:val="000000"/>
+          <w:kern w:val="0"/>
+          <w:shd w:val="clear" w:color="auto" w:fill="FFFFFF"/>
+          <w:lang w:val="fr-FR"/>
+          <w14:ligatures w14:val="none"/>
+        </w:rPr>
+        <w:t xml:space="preserve"> en fonction du profil/métiers</w:t>
+      </w:r>
+    </w:p>
+    <w:p>
+      <w:pPr>
+        <w:numPr>
+          <w:ilvl w:val="3"/>
+          <w:numId w:val="8"/>
+        </w:numPr>
+        <w:spacing w:before="100" w:beforeAutospacing="1" w:after="100" w:afterAutospacing="1" w:line="240" w:lineRule="auto"/>
+        <w:rPr>
+          <w:rFonts w:ascii="Aptos" w:eastAsia="Times New Roman" w:hAnsi="Aptos" w:cs="Times New Roman"/>
+          <w:color w:val="000000"/>
+          <w:kern w:val="0"/>
+          <w:lang w:val="fr-FR"/>
+          <w14:ligatures w14:val="none"/>
+        </w:rPr>
+      </w:pPr>
+      <w:r>
+        <w:rPr>
+          <w:rFonts w:ascii="Aptos" w:eastAsia="Times New Roman" w:hAnsi="Aptos" w:cs="Times New Roman"/>
+          <w:color w:val="000000"/>
+          <w:kern w:val="0"/>
+          <w:shd w:val="clear" w:color="auto" w:fill="FFFFFF"/>
+          <w:lang w:val="fr-FR"/>
+          <w14:ligatures w14:val="none"/>
+        </w:rPr>
+        <w:t xml:space="preserve">Catalogue des formations </w:t>
+      </w:r>
+      <w:r>
+        <w:rPr>
+          <w:rFonts w:ascii="Aptos" w:eastAsia="Times New Roman" w:hAnsi="Aptos" w:cs="Times New Roman"/>
+          <w:color w:val="000000"/>
+          <w:kern w:val="0"/>
+          <w:shd w:val="clear" w:color="auto" w:fill="FFFFFF"/>
+          <w:lang w:val="fr-FR"/>
+          <w14:ligatures w14:val="none"/>
+        </w:rPr>
+        <w:t xml:space="preserve">fonction des clients </w:t>
+      </w:r>
+    </w:p>
+    <w:p>
+      <w:pPr>
+        <w:numPr>
           <w:ilvl w:val="2"/>
           <w:numId w:val="8"/>
         </w:numPr>
@@ -2423,6 +2508,104 @@
     </w:p>
     <w:p>
       <w:pPr>
+        <w:numPr>
+          <w:ilvl w:val="2"/>
+          <w:numId w:val="8"/>
+        </w:numPr>
+        <w:spacing w:before="100" w:beforeAutospacing="1" w:after="100" w:afterAutospacing="1" w:line="240" w:lineRule="auto"/>
+        <w:rPr>
+          <w:rFonts w:ascii="Aptos" w:eastAsia="Times New Roman" w:hAnsi="Aptos" w:cs="Times New Roman"/>
+          <w:color w:val="000000"/>
+          <w:kern w:val="0"/>
+          <w:lang w:val="fr-FR"/>
+          <w14:ligatures w14:val="none"/>
+        </w:rPr>
+      </w:pPr>
+      <w:r>
+        <w:rPr>
+          <w:rFonts w:ascii="Aptos" w:eastAsia="Times New Roman" w:hAnsi="Aptos" w:cs="Times New Roman"/>
+          <w:color w:val="000000"/>
+          <w:kern w:val="0"/>
+          <w:lang w:val="fr-FR"/>
+          <w14:ligatures w14:val="none"/>
+        </w:rPr>
+        <w:t xml:space="preserve">Voir si le catalogue des formations obligatoires en fonction des clients </w:t>
+      </w:r>
+    </w:p>
+    <w:p>
+      <w:pPr>
+        <w:numPr>
+          <w:ilvl w:val="3"/>
+          <w:numId w:val="8"/>
+        </w:numPr>
+        <w:spacing w:before="100" w:beforeAutospacing="1" w:after="100" w:afterAutospacing="1" w:line="240" w:lineRule="auto"/>
+        <w:rPr>
+          <w:rFonts w:ascii="Aptos" w:eastAsia="Times New Roman" w:hAnsi="Aptos" w:cs="Times New Roman"/>
+          <w:color w:val="000000"/>
+          <w:kern w:val="0"/>
+          <w:lang w:val="fr-FR"/>
+          <w14:ligatures w14:val="none"/>
+        </w:rPr>
+      </w:pPr>
+      <w:proofErr w:type="spellStart"/>
+      <w:r>
+        <w:rPr>
+          <w:rFonts w:ascii="Aptos" w:eastAsia="Times New Roman" w:hAnsi="Aptos" w:cs="Times New Roman"/>
+          <w:color w:val="000000"/>
+          <w:kern w:val="0"/>
+          <w:lang w:val="fr-FR"/>
+          <w14:ligatures w14:val="none"/>
+        </w:rPr>
+        <w:t>Arquus</w:t>
+      </w:r>
+      <w:proofErr w:type="spellEnd"/>
+      <w:r>
+        <w:rPr>
+          <w:rFonts w:ascii="Aptos" w:eastAsia="Times New Roman" w:hAnsi="Aptos" w:cs="Times New Roman"/>
+          <w:color w:val="000000"/>
+          <w:kern w:val="0"/>
+          <w:lang w:val="fr-FR"/>
+          <w14:ligatures w14:val="none"/>
+        </w:rPr>
+        <w:t xml:space="preserve"> </w:t>
+      </w:r>
+      <w:proofErr w:type="spellStart"/>
+      <w:r>
+        <w:rPr>
+          <w:rFonts w:ascii="Aptos" w:eastAsia="Times New Roman" w:hAnsi="Aptos" w:cs="Times New Roman"/>
+          <w:color w:val="000000"/>
+          <w:kern w:val="0"/>
+          <w:lang w:val="fr-FR"/>
+          <w14:ligatures w14:val="none"/>
+        </w:rPr>
+        <w:t>cableur</w:t>
+      </w:r>
+      <w:proofErr w:type="spellEnd"/>
+      <w:r>
+        <w:rPr>
+          <w:rFonts w:ascii="Aptos" w:eastAsia="Times New Roman" w:hAnsi="Aptos" w:cs="Times New Roman"/>
+          <w:color w:val="000000"/>
+          <w:kern w:val="0"/>
+          <w:lang w:val="fr-FR"/>
+          <w14:ligatures w14:val="none"/>
+        </w:rPr>
+        <w:t xml:space="preserve"> (exemple) </w:t>
+      </w:r>
+    </w:p>
+    <w:p>
+      <w:pPr>
+        <w:spacing w:before="100" w:beforeAutospacing="1" w:after="100" w:afterAutospacing="1" w:line="240" w:lineRule="auto"/>
+        <w:rPr>
+          <w:rFonts w:ascii="Aptos" w:eastAsia="Times New Roman" w:hAnsi="Aptos" w:cs="Times New Roman"/>
+          <w:color w:val="000000"/>
+          <w:kern w:val="0"/>
+          <w:lang w:val="fr-FR"/>
+          <w14:ligatures w14:val="none"/>
+        </w:rPr>
+      </w:pPr>
+    </w:p>
+    <w:p>
+      <w:pPr>
         <w:pStyle w:val="Heading1"/>
       </w:pPr>
       <w:r>
@@ -2868,6 +3051,7 @@
         <w:rPr>
           <w:lang w:val="fr-FR"/>
         </w:rPr>
+        <w:lastRenderedPageBreak/>
         <w:t xml:space="preserve">Correspondance avec le plan ED </w:t>
       </w:r>
     </w:p>
@@ -3031,7 +3215,6 @@
           <w:highlight w:val="yellow"/>
           <w:lang w:val="fr-FR"/>
         </w:rPr>
-        <w:lastRenderedPageBreak/>
         <w:t>Niveau (Bac+ ?)</w:t>
       </w:r>
     </w:p>
@@ -4409,6 +4592,7 @@
           <w:highlight w:val="yellow"/>
           <w:lang w:val="fr-FR"/>
         </w:rPr>
+        <w:lastRenderedPageBreak/>
         <w:t>Rappel du suivi a 1 mois (point d’</w:t>
       </w:r>
       <w:proofErr w:type="spellStart"/>
@@ -4478,7 +4662,6 @@
         <w:rPr>
           <w:lang w:val="fr-FR"/>
         </w:rPr>
-        <w:lastRenderedPageBreak/>
         <w:t>I</w:t>
       </w:r>
       <w:r>
@@ -5020,6 +5203,7 @@
           <w:color w:val="000000" w:themeColor="text1"/>
           <w:lang w:val="fr-FR"/>
         </w:rPr>
+        <w:lastRenderedPageBreak/>
         <w:t xml:space="preserve">Mécénat </w:t>
       </w:r>
       <w:proofErr w:type="gramStart"/>
@@ -5089,7 +5273,6 @@
         <w:rPr>
           <w:lang w:val="fr-FR"/>
         </w:rPr>
-        <w:lastRenderedPageBreak/>
         <w:t>Points à m’envoyer :</w:t>
       </w:r>
     </w:p>
@@ -5523,6 +5706,7 @@
           <w:highlight w:val="yellow"/>
           <w:lang w:val="fr-FR"/>
         </w:rPr>
+        <w:lastRenderedPageBreak/>
         <w:t>Etre</w:t>
       </w:r>
       <w:proofErr w:type="spellEnd"/>
@@ -5571,7 +5755,6 @@
           <w:highlight w:val="yellow"/>
           <w:lang w:val="fr-FR"/>
         </w:rPr>
-        <w:lastRenderedPageBreak/>
         <w:t>Tout est enregistré par semaine pour voir l’évolution des tao/manager/agence/BU</w:t>
       </w:r>
     </w:p>
@@ -6240,6 +6423,7 @@
           <w:color w:val="F6C5AC" w:themeColor="accent2" w:themeTint="66"/>
           <w:lang w:val="fr-FR"/>
         </w:rPr>
+        <w:lastRenderedPageBreak/>
         <w:t xml:space="preserve">KPI TAO </w:t>
       </w:r>
       <w:r>
@@ -6270,7 +6454,6 @@
         <w:rPr>
           <w:lang w:val="fr-FR"/>
         </w:rPr>
-        <w:lastRenderedPageBreak/>
         <w:t>BONUS</w:t>
       </w:r>
     </w:p>
@@ -7100,7 +7283,6 @@
         <w:rPr>
           <w:lang w:val="fr-FR"/>
         </w:rPr>
-        <w:lastRenderedPageBreak/>
         <w:t xml:space="preserve">On n’a pas de moyen de taper pour filtrer le menu de </w:t>
       </w:r>
       <w:proofErr w:type="spellStart"/>
@@ -7804,6 +7986,7 @@
         <w:rPr>
           <w:lang w:val="fr-FR"/>
         </w:rPr>
+        <w:lastRenderedPageBreak/>
         <w:t xml:space="preserve">Paramétrer les taches de recrutement, autant qu’ils veulent et donner le nom a la tache </w:t>
       </w:r>
     </w:p>
@@ -7822,7 +8005,6 @@
         <w:rPr>
           <w:lang w:val="fr-FR"/>
         </w:rPr>
-        <w:lastRenderedPageBreak/>
         <w:t xml:space="preserve">Ajouter une colonne </w:t>
       </w:r>
       <w:r>
@@ -8053,6 +8235,692 @@
         </w:rPr>
         <w:t xml:space="preserve"> toutes les autres….</w:t>
       </w:r>
+    </w:p>
+    <w:p>
+      <w:pPr>
+        <w:rPr>
+          <w:lang w:val="fr-FR"/>
+        </w:rPr>
+      </w:pPr>
+    </w:p>
+    <w:p>
+      <w:pPr>
+        <w:pStyle w:val="Heading1"/>
+        <w:rPr>
+          <w:lang w:val="fr-FR"/>
+        </w:rPr>
+      </w:pPr>
+      <w:r>
+        <w:rPr>
+          <w:lang w:val="fr-FR"/>
+        </w:rPr>
+        <w:t xml:space="preserve">Communication </w:t>
+      </w:r>
+    </w:p>
+    <w:p>
+      <w:pPr>
+        <w:pStyle w:val="ListParagraph"/>
+        <w:numPr>
+          <w:ilvl w:val="0"/>
+          <w:numId w:val="17"/>
+        </w:numPr>
+        <w:rPr>
+          <w:lang w:val="fr-FR"/>
+        </w:rPr>
+      </w:pPr>
+      <w:proofErr w:type="spellStart"/>
+      <w:r>
+        <w:rPr>
+          <w:lang w:val="fr-FR"/>
+        </w:rPr>
+        <w:t>Mailchimp</w:t>
+      </w:r>
+      <w:proofErr w:type="spellEnd"/>
+      <w:r>
+        <w:rPr>
+          <w:lang w:val="fr-FR"/>
+        </w:rPr>
+        <w:t xml:space="preserve"> (outil d’emailing, taux d’ouverture, la ou les gens ont cliqué, le temps passé dessus </w:t>
+      </w:r>
+    </w:p>
+    <w:p>
+      <w:pPr>
+        <w:pStyle w:val="ListParagraph"/>
+        <w:numPr>
+          <w:ilvl w:val="0"/>
+          <w:numId w:val="17"/>
+        </w:numPr>
+        <w:rPr>
+          <w:lang w:val="fr-FR"/>
+        </w:rPr>
+      </w:pPr>
+      <w:proofErr w:type="spellStart"/>
+      <w:r>
+        <w:rPr>
+          <w:lang w:val="fr-FR"/>
+        </w:rPr>
+        <w:t>Onboarding</w:t>
+      </w:r>
+      <w:proofErr w:type="spellEnd"/>
+      <w:r>
+        <w:rPr>
+          <w:lang w:val="fr-FR"/>
+        </w:rPr>
+        <w:t xml:space="preserve"> -&gt; automatiser le processus avec tous les documents </w:t>
+      </w:r>
+    </w:p>
+    <w:p>
+      <w:pPr>
+        <w:pStyle w:val="ListParagraph"/>
+        <w:numPr>
+          <w:ilvl w:val="0"/>
+          <w:numId w:val="17"/>
+        </w:numPr>
+        <w:rPr>
+          <w:lang w:val="fr-FR"/>
+        </w:rPr>
+      </w:pPr>
+      <w:r>
+        <w:rPr>
+          <w:lang w:val="fr-FR"/>
+        </w:rPr>
+        <w:t xml:space="preserve">Envoi de mail </w:t>
+      </w:r>
+      <w:proofErr w:type="spellStart"/>
+      <w:r>
+        <w:rPr>
+          <w:lang w:val="fr-FR"/>
+        </w:rPr>
+        <w:t>zappier</w:t>
+      </w:r>
+      <w:proofErr w:type="spellEnd"/>
+      <w:r>
+        <w:rPr>
+          <w:lang w:val="fr-FR"/>
+        </w:rPr>
+        <w:t xml:space="preserve"> ne plus utiliser ça </w:t>
+      </w:r>
+    </w:p>
+    <w:p>
+      <w:pPr>
+        <w:pStyle w:val="ListParagraph"/>
+        <w:numPr>
+          <w:ilvl w:val="0"/>
+          <w:numId w:val="17"/>
+        </w:numPr>
+        <w:rPr>
+          <w:lang w:val="fr-FR"/>
+        </w:rPr>
+      </w:pPr>
+      <w:proofErr w:type="spellStart"/>
+      <w:r>
+        <w:rPr>
+          <w:lang w:val="fr-FR"/>
+        </w:rPr>
+        <w:t>Webox</w:t>
+      </w:r>
+      <w:proofErr w:type="spellEnd"/>
+      <w:r>
+        <w:rPr>
+          <w:lang w:val="fr-FR"/>
+        </w:rPr>
+        <w:t>, droit à l’image, au moins envoyer un rappel a quelqu’un pour les dates d’</w:t>
+      </w:r>
+      <w:proofErr w:type="spellStart"/>
+      <w:r>
+        <w:rPr>
+          <w:lang w:val="fr-FR"/>
+        </w:rPr>
+        <w:t>entree</w:t>
+      </w:r>
+      <w:proofErr w:type="spellEnd"/>
+      <w:r>
+        <w:rPr>
+          <w:lang w:val="fr-FR"/>
+        </w:rPr>
+        <w:t xml:space="preserve"> a la pace peut être </w:t>
+      </w:r>
+    </w:p>
+    <w:p>
+      <w:pPr>
+        <w:pStyle w:val="ListParagraph"/>
+        <w:numPr>
+          <w:ilvl w:val="0"/>
+          <w:numId w:val="17"/>
+        </w:numPr>
+        <w:rPr>
+          <w:lang w:val="fr-FR"/>
+        </w:rPr>
+      </w:pPr>
+      <w:r>
+        <w:rPr>
+          <w:lang w:val="fr-FR"/>
+        </w:rPr>
+        <w:t>Processus d’</w:t>
+      </w:r>
+      <w:proofErr w:type="spellStart"/>
+      <w:r>
+        <w:rPr>
+          <w:lang w:val="fr-FR"/>
+        </w:rPr>
+        <w:t>offboarding</w:t>
+      </w:r>
+      <w:proofErr w:type="spellEnd"/>
+      <w:r>
+        <w:rPr>
+          <w:lang w:val="fr-FR"/>
+        </w:rPr>
+        <w:t xml:space="preserve">, on peut le mettre dans IAMI </w:t>
+      </w:r>
+    </w:p>
+    <w:p>
+      <w:pPr>
+        <w:pStyle w:val="ListParagraph"/>
+        <w:numPr>
+          <w:ilvl w:val="0"/>
+          <w:numId w:val="17"/>
+        </w:numPr>
+        <w:rPr>
+          <w:lang w:val="fr-FR"/>
+        </w:rPr>
+      </w:pPr>
+      <w:proofErr w:type="spellStart"/>
+      <w:r>
+        <w:rPr>
+          <w:lang w:val="fr-FR"/>
+        </w:rPr>
+        <w:t>WeProject</w:t>
+      </w:r>
+      <w:proofErr w:type="spellEnd"/>
+      <w:r>
+        <w:rPr>
+          <w:lang w:val="fr-FR"/>
+        </w:rPr>
+        <w:t xml:space="preserve"> un </w:t>
+      </w:r>
+      <w:proofErr w:type="spellStart"/>
+      <w:r>
+        <w:rPr>
+          <w:lang w:val="fr-FR"/>
+        </w:rPr>
+        <w:t>microsoft</w:t>
+      </w:r>
+      <w:proofErr w:type="spellEnd"/>
+      <w:r>
+        <w:rPr>
+          <w:lang w:val="fr-FR"/>
+        </w:rPr>
+        <w:t xml:space="preserve"> </w:t>
+      </w:r>
+      <w:proofErr w:type="spellStart"/>
+      <w:r>
+        <w:rPr>
+          <w:lang w:val="fr-FR"/>
+        </w:rPr>
+        <w:t>form</w:t>
+      </w:r>
+      <w:proofErr w:type="spellEnd"/>
+      <w:r>
+        <w:rPr>
+          <w:lang w:val="fr-FR"/>
+        </w:rPr>
+        <w:t xml:space="preserve">, </w:t>
+      </w:r>
+      <w:r>
+        <w:rPr>
+          <w:lang w:val="fr-FR"/>
+        </w:rPr>
+        <w:t xml:space="preserve">envoi d’une invitation sur la liste, sur </w:t>
+      </w:r>
+      <w:proofErr w:type="spellStart"/>
+      <w:r>
+        <w:rPr>
+          <w:lang w:val="fr-FR"/>
+        </w:rPr>
+        <w:t>microsoft</w:t>
+      </w:r>
+      <w:proofErr w:type="spellEnd"/>
+      <w:r>
+        <w:rPr>
+          <w:lang w:val="fr-FR"/>
+        </w:rPr>
+        <w:t xml:space="preserve"> </w:t>
+      </w:r>
+      <w:proofErr w:type="gramStart"/>
+      <w:r>
+        <w:rPr>
+          <w:lang w:val="fr-FR"/>
+        </w:rPr>
+        <w:t>ca</w:t>
+      </w:r>
+      <w:proofErr w:type="gramEnd"/>
+      <w:r>
+        <w:rPr>
+          <w:lang w:val="fr-FR"/>
+        </w:rPr>
+        <w:t xml:space="preserve"> valide depuis weproject@elitys.fr, mail de relance </w:t>
+      </w:r>
+      <w:r>
+        <w:rPr>
+          <w:lang w:val="fr-FR"/>
+        </w:rPr>
+        <w:t>pour</w:t>
+      </w:r>
+      <w:r>
+        <w:rPr>
+          <w:lang w:val="fr-FR"/>
+        </w:rPr>
+        <w:t xml:space="preserve"> valider la </w:t>
+      </w:r>
+      <w:proofErr w:type="spellStart"/>
+      <w:r>
+        <w:rPr>
+          <w:lang w:val="fr-FR"/>
+        </w:rPr>
+        <w:t>presence</w:t>
+      </w:r>
+      <w:proofErr w:type="spellEnd"/>
+      <w:r>
+        <w:rPr>
+          <w:lang w:val="fr-FR"/>
+        </w:rPr>
+        <w:t xml:space="preserve"> au </w:t>
+      </w:r>
+      <w:proofErr w:type="spellStart"/>
+      <w:r>
+        <w:rPr>
+          <w:lang w:val="fr-FR"/>
+        </w:rPr>
+        <w:t>weproject</w:t>
+      </w:r>
+      <w:proofErr w:type="spellEnd"/>
+      <w:r>
+        <w:rPr>
+          <w:lang w:val="fr-FR"/>
+        </w:rPr>
+        <w:t xml:space="preserve">, limite de </w:t>
+      </w:r>
+      <w:proofErr w:type="spellStart"/>
+      <w:r>
+        <w:rPr>
+          <w:lang w:val="fr-FR"/>
+        </w:rPr>
+        <w:t>weproject</w:t>
+      </w:r>
+      <w:proofErr w:type="spellEnd"/>
+      <w:r>
+        <w:rPr>
+          <w:lang w:val="fr-FR"/>
+        </w:rPr>
+        <w:t xml:space="preserve"> voir si on </w:t>
+      </w:r>
+      <w:proofErr w:type="spellStart"/>
+      <w:r>
+        <w:rPr>
+          <w:lang w:val="fr-FR"/>
+        </w:rPr>
+        <w:t>gere</w:t>
+      </w:r>
+      <w:proofErr w:type="spellEnd"/>
+      <w:r>
+        <w:rPr>
+          <w:lang w:val="fr-FR"/>
+        </w:rPr>
+        <w:t xml:space="preserve"> et </w:t>
+      </w:r>
+      <w:r>
+        <w:rPr>
+          <w:lang w:val="fr-FR"/>
+        </w:rPr>
+        <w:t>comment</w:t>
+      </w:r>
+      <w:r>
+        <w:rPr>
+          <w:lang w:val="fr-FR"/>
+        </w:rPr>
+        <w:t xml:space="preserve"> faire</w:t>
+      </w:r>
+    </w:p>
+    <w:p>
+      <w:pPr>
+        <w:pStyle w:val="ListParagraph"/>
+        <w:numPr>
+          <w:ilvl w:val="1"/>
+          <w:numId w:val="17"/>
+        </w:numPr>
+        <w:rPr>
+          <w:lang w:val="fr-FR"/>
+        </w:rPr>
+      </w:pPr>
+      <w:r>
+        <w:rPr>
+          <w:lang w:val="fr-FR"/>
+        </w:rPr>
+        <w:t xml:space="preserve">Envoyer la liste des participants qui ont répondu ou pas répondu l’envoyer au manager </w:t>
+      </w:r>
+    </w:p>
+    <w:p>
+      <w:pPr>
+        <w:pStyle w:val="ListParagraph"/>
+        <w:numPr>
+          <w:ilvl w:val="1"/>
+          <w:numId w:val="17"/>
+        </w:numPr>
+        <w:rPr>
+          <w:lang w:val="fr-FR"/>
+        </w:rPr>
+      </w:pPr>
+      <w:r>
+        <w:rPr>
+          <w:lang w:val="fr-FR"/>
+        </w:rPr>
+        <w:t xml:space="preserve">Automatiser l’envoi de mail </w:t>
+      </w:r>
+      <w:proofErr w:type="gramStart"/>
+      <w:r>
+        <w:rPr>
+          <w:lang w:val="fr-FR"/>
+        </w:rPr>
+        <w:t>au personne</w:t>
+      </w:r>
+      <w:proofErr w:type="gramEnd"/>
+      <w:r>
+        <w:rPr>
+          <w:lang w:val="fr-FR"/>
+        </w:rPr>
+        <w:t xml:space="preserve"> hors limite </w:t>
+      </w:r>
+    </w:p>
+    <w:p>
+      <w:pPr>
+        <w:pStyle w:val="ListParagraph"/>
+        <w:numPr>
+          <w:ilvl w:val="0"/>
+          <w:numId w:val="17"/>
+        </w:numPr>
+        <w:rPr>
+          <w:lang w:val="fr-FR"/>
+        </w:rPr>
+      </w:pPr>
+      <w:hyperlink r:id="rId5" w:history="1">
+        <w:r>
+          <w:rPr>
+            <w:rStyle w:val="Hyperlink"/>
+            <w:lang w:val="fr-FR"/>
+          </w:rPr>
+          <w:t>communication@elitys.fr</w:t>
+        </w:r>
+      </w:hyperlink>
+    </w:p>
+    <w:p>
+      <w:pPr>
+        <w:pStyle w:val="ListParagraph"/>
+        <w:numPr>
+          <w:ilvl w:val="1"/>
+          <w:numId w:val="17"/>
+        </w:numPr>
+        <w:rPr>
+          <w:lang w:val="fr-FR"/>
+        </w:rPr>
+      </w:pPr>
+      <w:r>
+        <w:rPr>
+          <w:lang w:val="fr-FR"/>
+        </w:rPr>
+        <w:t xml:space="preserve">Prevention </w:t>
+      </w:r>
+      <w:proofErr w:type="spellStart"/>
+      <w:r>
+        <w:rPr>
+          <w:lang w:val="fr-FR"/>
+        </w:rPr>
+        <w:t>routiere</w:t>
+      </w:r>
+      <w:proofErr w:type="spellEnd"/>
+      <w:r>
+        <w:rPr>
+          <w:lang w:val="fr-FR"/>
+        </w:rPr>
+        <w:t xml:space="preserve"> par exemple ou des messages vraiment type </w:t>
+      </w:r>
+    </w:p>
+    <w:p>
+      <w:pPr>
+        <w:pStyle w:val="ListParagraph"/>
+        <w:numPr>
+          <w:ilvl w:val="0"/>
+          <w:numId w:val="17"/>
+        </w:numPr>
+        <w:rPr>
+          <w:lang w:val="fr-FR"/>
+        </w:rPr>
+      </w:pPr>
+      <w:proofErr w:type="spellStart"/>
+      <w:r>
+        <w:rPr>
+          <w:lang w:val="fr-FR"/>
+        </w:rPr>
+        <w:t>eNPS</w:t>
+      </w:r>
+      <w:proofErr w:type="spellEnd"/>
+      <w:r>
+        <w:rPr>
+          <w:lang w:val="fr-FR"/>
+        </w:rPr>
+        <w:t xml:space="preserve"> (tous les ans) </w:t>
+      </w:r>
+    </w:p>
+    <w:p>
+      <w:pPr>
+        <w:pStyle w:val="ListParagraph"/>
+        <w:numPr>
+          <w:ilvl w:val="1"/>
+          <w:numId w:val="17"/>
+        </w:numPr>
+        <w:rPr>
+          <w:lang w:val="fr-FR"/>
+        </w:rPr>
+      </w:pPr>
+      <w:r>
+        <w:rPr>
+          <w:lang w:val="fr-FR"/>
+        </w:rPr>
+        <w:t>Envoi</w:t>
+      </w:r>
+      <w:r>
+        <w:rPr>
+          <w:lang w:val="fr-FR"/>
+        </w:rPr>
+        <w:t xml:space="preserve"> de sondage anonyme</w:t>
+      </w:r>
+    </w:p>
+    <w:p>
+      <w:pPr>
+        <w:pStyle w:val="ListParagraph"/>
+        <w:numPr>
+          <w:ilvl w:val="1"/>
+          <w:numId w:val="17"/>
+        </w:numPr>
+        <w:rPr>
+          <w:lang w:val="fr-FR"/>
+        </w:rPr>
+      </w:pPr>
+      <w:r>
+        <w:rPr>
+          <w:lang w:val="fr-FR"/>
+        </w:rPr>
+        <w:t>Sondage</w:t>
+      </w:r>
+      <w:r>
+        <w:rPr>
+          <w:lang w:val="fr-FR"/>
+        </w:rPr>
+        <w:t xml:space="preserve"> après  </w:t>
+      </w:r>
+    </w:p>
+    <w:p>
+      <w:pPr>
+        <w:pStyle w:val="ListParagraph"/>
+        <w:numPr>
+          <w:ilvl w:val="0"/>
+          <w:numId w:val="17"/>
+        </w:numPr>
+        <w:rPr>
+          <w:lang w:val="fr-FR"/>
+        </w:rPr>
+      </w:pPr>
+      <w:r>
+        <w:rPr>
+          <w:lang w:val="fr-FR"/>
+        </w:rPr>
+        <w:t xml:space="preserve">Calendrier éditorial dans IAMI ? </w:t>
+      </w:r>
+    </w:p>
+    <w:p>
+      <w:pPr>
+        <w:pStyle w:val="ListParagraph"/>
+        <w:numPr>
+          <w:ilvl w:val="1"/>
+          <w:numId w:val="17"/>
+        </w:numPr>
+        <w:rPr>
+          <w:lang w:val="fr-FR"/>
+        </w:rPr>
+      </w:pPr>
+      <w:r>
+        <w:rPr>
+          <w:lang w:val="fr-FR"/>
+        </w:rPr>
+        <w:t xml:space="preserve">Pas besoin pour </w:t>
+      </w:r>
+      <w:proofErr w:type="gramStart"/>
+      <w:r>
+        <w:rPr>
+          <w:lang w:val="fr-FR"/>
+        </w:rPr>
+        <w:t>ca</w:t>
+      </w:r>
+      <w:proofErr w:type="gramEnd"/>
+    </w:p>
+    <w:p>
+      <w:pPr>
+        <w:rPr>
+          <w:lang w:val="fr-FR"/>
+        </w:rPr>
+      </w:pPr>
+    </w:p>
+    <w:p>
+      <w:pPr>
+        <w:pStyle w:val="ListParagraph"/>
+        <w:numPr>
+          <w:ilvl w:val="0"/>
+          <w:numId w:val="18"/>
+        </w:numPr>
+        <w:rPr>
+          <w:lang w:val="fr-FR"/>
+        </w:rPr>
+      </w:pPr>
+      <w:bookmarkStart w:id="0" w:name="OLE_LINK56"/>
+      <w:proofErr w:type="spellStart"/>
+      <w:r>
+        <w:rPr>
+          <w:lang w:val="fr-FR"/>
+        </w:rPr>
+        <w:t>eNPS</w:t>
+      </w:r>
+      <w:proofErr w:type="spellEnd"/>
+      <w:r>
+        <w:rPr>
+          <w:lang w:val="fr-FR"/>
+        </w:rPr>
+        <w:t xml:space="preserve"> </w:t>
+      </w:r>
+    </w:p>
+    <w:p>
+      <w:pPr>
+        <w:pStyle w:val="ListParagraph"/>
+        <w:numPr>
+          <w:ilvl w:val="0"/>
+          <w:numId w:val="18"/>
+        </w:numPr>
+        <w:rPr>
+          <w:lang w:val="fr-FR"/>
+        </w:rPr>
+      </w:pPr>
+      <w:proofErr w:type="spellStart"/>
+      <w:r>
+        <w:rPr>
+          <w:lang w:val="fr-FR"/>
+        </w:rPr>
+        <w:t>Onboarding</w:t>
+      </w:r>
+      <w:proofErr w:type="spellEnd"/>
+      <w:r>
+        <w:rPr>
+          <w:lang w:val="fr-FR"/>
+        </w:rPr>
+        <w:t xml:space="preserve"> </w:t>
+      </w:r>
+    </w:p>
+    <w:p>
+      <w:pPr>
+        <w:pStyle w:val="ListParagraph"/>
+        <w:numPr>
+          <w:ilvl w:val="0"/>
+          <w:numId w:val="18"/>
+        </w:numPr>
+        <w:rPr>
+          <w:lang w:val="fr-FR"/>
+        </w:rPr>
+      </w:pPr>
+      <w:proofErr w:type="spellStart"/>
+      <w:r>
+        <w:rPr>
+          <w:lang w:val="fr-FR"/>
+        </w:rPr>
+        <w:lastRenderedPageBreak/>
+        <w:t>Offboarding</w:t>
+      </w:r>
+      <w:proofErr w:type="spellEnd"/>
+      <w:r>
+        <w:rPr>
+          <w:lang w:val="fr-FR"/>
+        </w:rPr>
+        <w:t xml:space="preserve"> </w:t>
+      </w:r>
+    </w:p>
+    <w:p>
+      <w:pPr>
+        <w:pStyle w:val="ListParagraph"/>
+        <w:numPr>
+          <w:ilvl w:val="0"/>
+          <w:numId w:val="18"/>
+        </w:numPr>
+        <w:rPr>
+          <w:lang w:val="fr-FR"/>
+        </w:rPr>
+      </w:pPr>
+      <w:proofErr w:type="spellStart"/>
+      <w:r>
+        <w:rPr>
+          <w:lang w:val="fr-FR"/>
+        </w:rPr>
+        <w:t>WeProject</w:t>
+      </w:r>
+      <w:proofErr w:type="spellEnd"/>
+      <w:r>
+        <w:rPr>
+          <w:lang w:val="fr-FR"/>
+        </w:rPr>
+        <w:t xml:space="preserve"> </w:t>
+      </w:r>
+      <w:r>
+        <w:rPr>
+          <w:lang w:val="fr-FR"/>
+        </w:rPr>
+        <w:t xml:space="preserve">/gestion des gros évènements (avec sondage) </w:t>
+      </w:r>
+      <w:bookmarkEnd w:id="0"/>
     </w:p>
     <w:sectPr>
       <w:pgSz w:w="12240" w:h="15840"/>
@@ -8478,6 +9346,119 @@
     </w:lvl>
   </w:abstractNum>
   <w:abstractNum w:abstractNumId="3" w15:restartNumberingAfterBreak="0">
+    <w:nsid w:val="0B4342F6"/>
+    <w:multiLevelType w:val="hybridMultilevel"/>
+    <w:tmpl w:val="3C502812"/>
+    <w:lvl w:ilvl="0" w:tplc="89E0012C">
+      <w:start w:val="3"/>
+      <w:numFmt w:val="bullet"/>
+      <w:lvlText w:val="-"/>
+      <w:lvlJc w:val="left"/>
+      <w:pPr>
+        <w:ind w:left="720" w:hanging="360"/>
+      </w:pPr>
+      <w:rPr>
+        <w:rFonts w:ascii="Aptos" w:eastAsiaTheme="minorHAnsi" w:hAnsi="Aptos" w:cstheme="minorBidi" w:hint="default"/>
+      </w:rPr>
+    </w:lvl>
+    <w:lvl w:ilvl="1" w:tplc="04090003">
+      <w:start w:val="1"/>
+      <w:numFmt w:val="bullet"/>
+      <w:lvlText w:val="o"/>
+      <w:lvlJc w:val="left"/>
+      <w:pPr>
+        <w:ind w:left="1440" w:hanging="360"/>
+      </w:pPr>
+      <w:rPr>
+        <w:rFonts w:ascii="Courier New" w:hAnsi="Courier New" w:cs="Courier New" w:hint="default"/>
+      </w:rPr>
+    </w:lvl>
+    <w:lvl w:ilvl="2" w:tplc="04090005" w:tentative="1">
+      <w:start w:val="1"/>
+      <w:numFmt w:val="bullet"/>
+      <w:lvlText w:val=""/>
+      <w:lvlJc w:val="left"/>
+      <w:pPr>
+        <w:ind w:left="2160" w:hanging="360"/>
+      </w:pPr>
+      <w:rPr>
+        <w:rFonts w:ascii="Wingdings" w:hAnsi="Wingdings" w:hint="default"/>
+      </w:rPr>
+    </w:lvl>
+    <w:lvl w:ilvl="3" w:tplc="04090001" w:tentative="1">
+      <w:start w:val="1"/>
+      <w:numFmt w:val="bullet"/>
+      <w:lvlText w:val=""/>
+      <w:lvlJc w:val="left"/>
+      <w:pPr>
+        <w:ind w:left="2880" w:hanging="360"/>
+      </w:pPr>
+      <w:rPr>
+        <w:rFonts w:ascii="Symbol" w:hAnsi="Symbol" w:hint="default"/>
+      </w:rPr>
+    </w:lvl>
+    <w:lvl w:ilvl="4" w:tplc="04090003" w:tentative="1">
+      <w:start w:val="1"/>
+      <w:numFmt w:val="bullet"/>
+      <w:lvlText w:val="o"/>
+      <w:lvlJc w:val="left"/>
+      <w:pPr>
+        <w:ind w:left="3600" w:hanging="360"/>
+      </w:pPr>
+      <w:rPr>
+        <w:rFonts w:ascii="Courier New" w:hAnsi="Courier New" w:cs="Courier New" w:hint="default"/>
+      </w:rPr>
+    </w:lvl>
+    <w:lvl w:ilvl="5" w:tplc="04090005" w:tentative="1">
+      <w:start w:val="1"/>
+      <w:numFmt w:val="bullet"/>
+      <w:lvlText w:val=""/>
+      <w:lvlJc w:val="left"/>
+      <w:pPr>
+        <w:ind w:left="4320" w:hanging="360"/>
+      </w:pPr>
+      <w:rPr>
+        <w:rFonts w:ascii="Wingdings" w:hAnsi="Wingdings" w:hint="default"/>
+      </w:rPr>
+    </w:lvl>
+    <w:lvl w:ilvl="6" w:tplc="04090001" w:tentative="1">
+      <w:start w:val="1"/>
+      <w:numFmt w:val="bullet"/>
+      <w:lvlText w:val=""/>
+      <w:lvlJc w:val="left"/>
+      <w:pPr>
+        <w:ind w:left="5040" w:hanging="360"/>
+      </w:pPr>
+      <w:rPr>
+        <w:rFonts w:ascii="Symbol" w:hAnsi="Symbol" w:hint="default"/>
+      </w:rPr>
+    </w:lvl>
+    <w:lvl w:ilvl="7" w:tplc="04090003" w:tentative="1">
+      <w:start w:val="1"/>
+      <w:numFmt w:val="bullet"/>
+      <w:lvlText w:val="o"/>
+      <w:lvlJc w:val="left"/>
+      <w:pPr>
+        <w:ind w:left="5760" w:hanging="360"/>
+      </w:pPr>
+      <w:rPr>
+        <w:rFonts w:ascii="Courier New" w:hAnsi="Courier New" w:cs="Courier New" w:hint="default"/>
+      </w:rPr>
+    </w:lvl>
+    <w:lvl w:ilvl="8" w:tplc="04090005" w:tentative="1">
+      <w:start w:val="1"/>
+      <w:numFmt w:val="bullet"/>
+      <w:lvlText w:val=""/>
+      <w:lvlJc w:val="left"/>
+      <w:pPr>
+        <w:ind w:left="6480" w:hanging="360"/>
+      </w:pPr>
+      <w:rPr>
+        <w:rFonts w:ascii="Wingdings" w:hAnsi="Wingdings" w:hint="default"/>
+      </w:rPr>
+    </w:lvl>
+  </w:abstractNum>
+  <w:abstractNum w:abstractNumId="4" w15:restartNumberingAfterBreak="0">
     <w:nsid w:val="11D43153"/>
     <w:multiLevelType w:val="hybridMultilevel"/>
     <w:tmpl w:val="CE064934"/>
@@ -8590,7 +9571,7 @@
       </w:rPr>
     </w:lvl>
   </w:abstractNum>
-  <w:abstractNum w:abstractNumId="4" w15:restartNumberingAfterBreak="0">
+  <w:abstractNum w:abstractNumId="5" w15:restartNumberingAfterBreak="0">
     <w:nsid w:val="16696C7E"/>
     <w:multiLevelType w:val="multilevel"/>
     <w:tmpl w:val="E9BEB9C8"/>
@@ -8739,7 +9720,7 @@
       </w:rPr>
     </w:lvl>
   </w:abstractNum>
-  <w:abstractNum w:abstractNumId="5" w15:restartNumberingAfterBreak="0">
+  <w:abstractNum w:abstractNumId="6" w15:restartNumberingAfterBreak="0">
     <w:nsid w:val="1DA74642"/>
     <w:multiLevelType w:val="hybridMultilevel"/>
     <w:tmpl w:val="1CA2BB28"/>
@@ -8852,7 +9833,7 @@
       </w:rPr>
     </w:lvl>
   </w:abstractNum>
-  <w:abstractNum w:abstractNumId="6" w15:restartNumberingAfterBreak="0">
+  <w:abstractNum w:abstractNumId="7" w15:restartNumberingAfterBreak="0">
     <w:nsid w:val="32D42A54"/>
     <w:multiLevelType w:val="hybridMultilevel"/>
     <w:tmpl w:val="1DAA5B26"/>
@@ -8965,7 +9946,7 @@
       </w:rPr>
     </w:lvl>
   </w:abstractNum>
-  <w:abstractNum w:abstractNumId="7" w15:restartNumberingAfterBreak="0">
+  <w:abstractNum w:abstractNumId="8" w15:restartNumberingAfterBreak="0">
     <w:nsid w:val="33BA2810"/>
     <w:multiLevelType w:val="multilevel"/>
     <w:tmpl w:val="3852E920"/>
@@ -9114,7 +10095,7 @@
       </w:rPr>
     </w:lvl>
   </w:abstractNum>
-  <w:abstractNum w:abstractNumId="8" w15:restartNumberingAfterBreak="0">
+  <w:abstractNum w:abstractNumId="9" w15:restartNumberingAfterBreak="0">
     <w:nsid w:val="37D76ED3"/>
     <w:multiLevelType w:val="hybridMultilevel"/>
     <w:tmpl w:val="A6E07F70"/>
@@ -9227,7 +10208,7 @@
       </w:rPr>
     </w:lvl>
   </w:abstractNum>
-  <w:abstractNum w:abstractNumId="9" w15:restartNumberingAfterBreak="0">
+  <w:abstractNum w:abstractNumId="10" w15:restartNumberingAfterBreak="0">
     <w:nsid w:val="430556B7"/>
     <w:multiLevelType w:val="multilevel"/>
     <w:tmpl w:val="FB9EA2D6"/>
@@ -9376,7 +10357,7 @@
       </w:rPr>
     </w:lvl>
   </w:abstractNum>
-  <w:abstractNum w:abstractNumId="10" w15:restartNumberingAfterBreak="0">
+  <w:abstractNum w:abstractNumId="11" w15:restartNumberingAfterBreak="0">
     <w:nsid w:val="44D14A9B"/>
     <w:multiLevelType w:val="hybridMultilevel"/>
     <w:tmpl w:val="E2102F96"/>
@@ -9489,7 +10470,7 @@
       </w:rPr>
     </w:lvl>
   </w:abstractNum>
-  <w:abstractNum w:abstractNumId="11" w15:restartNumberingAfterBreak="0">
+  <w:abstractNum w:abstractNumId="12" w15:restartNumberingAfterBreak="0">
     <w:nsid w:val="4D730363"/>
     <w:multiLevelType w:val="multilevel"/>
     <w:tmpl w:val="25940234"/>
@@ -9638,7 +10619,7 @@
       </w:rPr>
     </w:lvl>
   </w:abstractNum>
-  <w:abstractNum w:abstractNumId="12" w15:restartNumberingAfterBreak="0">
+  <w:abstractNum w:abstractNumId="13" w15:restartNumberingAfterBreak="0">
     <w:nsid w:val="50EE733A"/>
     <w:multiLevelType w:val="hybridMultilevel"/>
     <w:tmpl w:val="AA866260"/>
@@ -9751,7 +10732,7 @@
       </w:rPr>
     </w:lvl>
   </w:abstractNum>
-  <w:abstractNum w:abstractNumId="13" w15:restartNumberingAfterBreak="0">
+  <w:abstractNum w:abstractNumId="14" w15:restartNumberingAfterBreak="0">
     <w:nsid w:val="57C73ACF"/>
     <w:multiLevelType w:val="multilevel"/>
     <w:tmpl w:val="8CBA60DC"/>
@@ -9900,7 +10881,120 @@
       </w:rPr>
     </w:lvl>
   </w:abstractNum>
-  <w:abstractNum w:abstractNumId="14" w15:restartNumberingAfterBreak="0">
+  <w:abstractNum w:abstractNumId="15" w15:restartNumberingAfterBreak="0">
+    <w:nsid w:val="70541089"/>
+    <w:multiLevelType w:val="hybridMultilevel"/>
+    <w:tmpl w:val="3070C9E2"/>
+    <w:lvl w:ilvl="0" w:tplc="89E0012C">
+      <w:start w:val="3"/>
+      <w:numFmt w:val="bullet"/>
+      <w:lvlText w:val="-"/>
+      <w:lvlJc w:val="left"/>
+      <w:pPr>
+        <w:ind w:left="720" w:hanging="360"/>
+      </w:pPr>
+      <w:rPr>
+        <w:rFonts w:ascii="Aptos" w:eastAsiaTheme="minorHAnsi" w:hAnsi="Aptos" w:cstheme="minorBidi" w:hint="default"/>
+      </w:rPr>
+    </w:lvl>
+    <w:lvl w:ilvl="1" w:tplc="04090003" w:tentative="1">
+      <w:start w:val="1"/>
+      <w:numFmt w:val="bullet"/>
+      <w:lvlText w:val="o"/>
+      <w:lvlJc w:val="left"/>
+      <w:pPr>
+        <w:ind w:left="1440" w:hanging="360"/>
+      </w:pPr>
+      <w:rPr>
+        <w:rFonts w:ascii="Courier New" w:hAnsi="Courier New" w:cs="Courier New" w:hint="default"/>
+      </w:rPr>
+    </w:lvl>
+    <w:lvl w:ilvl="2" w:tplc="04090005" w:tentative="1">
+      <w:start w:val="1"/>
+      <w:numFmt w:val="bullet"/>
+      <w:lvlText w:val=""/>
+      <w:lvlJc w:val="left"/>
+      <w:pPr>
+        <w:ind w:left="2160" w:hanging="360"/>
+      </w:pPr>
+      <w:rPr>
+        <w:rFonts w:ascii="Wingdings" w:hAnsi="Wingdings" w:hint="default"/>
+      </w:rPr>
+    </w:lvl>
+    <w:lvl w:ilvl="3" w:tplc="04090001" w:tentative="1">
+      <w:start w:val="1"/>
+      <w:numFmt w:val="bullet"/>
+      <w:lvlText w:val=""/>
+      <w:lvlJc w:val="left"/>
+      <w:pPr>
+        <w:ind w:left="2880" w:hanging="360"/>
+      </w:pPr>
+      <w:rPr>
+        <w:rFonts w:ascii="Symbol" w:hAnsi="Symbol" w:hint="default"/>
+      </w:rPr>
+    </w:lvl>
+    <w:lvl w:ilvl="4" w:tplc="04090003" w:tentative="1">
+      <w:start w:val="1"/>
+      <w:numFmt w:val="bullet"/>
+      <w:lvlText w:val="o"/>
+      <w:lvlJc w:val="left"/>
+      <w:pPr>
+        <w:ind w:left="3600" w:hanging="360"/>
+      </w:pPr>
+      <w:rPr>
+        <w:rFonts w:ascii="Courier New" w:hAnsi="Courier New" w:cs="Courier New" w:hint="default"/>
+      </w:rPr>
+    </w:lvl>
+    <w:lvl w:ilvl="5" w:tplc="04090005" w:tentative="1">
+      <w:start w:val="1"/>
+      <w:numFmt w:val="bullet"/>
+      <w:lvlText w:val=""/>
+      <w:lvlJc w:val="left"/>
+      <w:pPr>
+        <w:ind w:left="4320" w:hanging="360"/>
+      </w:pPr>
+      <w:rPr>
+        <w:rFonts w:ascii="Wingdings" w:hAnsi="Wingdings" w:hint="default"/>
+      </w:rPr>
+    </w:lvl>
+    <w:lvl w:ilvl="6" w:tplc="04090001" w:tentative="1">
+      <w:start w:val="1"/>
+      <w:numFmt w:val="bullet"/>
+      <w:lvlText w:val=""/>
+      <w:lvlJc w:val="left"/>
+      <w:pPr>
+        <w:ind w:left="5040" w:hanging="360"/>
+      </w:pPr>
+      <w:rPr>
+        <w:rFonts w:ascii="Symbol" w:hAnsi="Symbol" w:hint="default"/>
+      </w:rPr>
+    </w:lvl>
+    <w:lvl w:ilvl="7" w:tplc="04090003" w:tentative="1">
+      <w:start w:val="1"/>
+      <w:numFmt w:val="bullet"/>
+      <w:lvlText w:val="o"/>
+      <w:lvlJc w:val="left"/>
+      <w:pPr>
+        <w:ind w:left="5760" w:hanging="360"/>
+      </w:pPr>
+      <w:rPr>
+        <w:rFonts w:ascii="Courier New" w:hAnsi="Courier New" w:cs="Courier New" w:hint="default"/>
+      </w:rPr>
+    </w:lvl>
+    <w:lvl w:ilvl="8" w:tplc="04090005" w:tentative="1">
+      <w:start w:val="1"/>
+      <w:numFmt w:val="bullet"/>
+      <w:lvlText w:val=""/>
+      <w:lvlJc w:val="left"/>
+      <w:pPr>
+        <w:ind w:left="6480" w:hanging="360"/>
+      </w:pPr>
+      <w:rPr>
+        <w:rFonts w:ascii="Wingdings" w:hAnsi="Wingdings" w:hint="default"/>
+      </w:rPr>
+    </w:lvl>
+  </w:abstractNum>
+  <w:abstractNum w:abstractNumId="16" w15:restartNumberingAfterBreak="0">
     <w:nsid w:val="764471CB"/>
     <w:multiLevelType w:val="multilevel"/>
     <w:tmpl w:val="B43CEFA2"/>
@@ -10049,7 +11143,7 @@
       </w:rPr>
     </w:lvl>
   </w:abstractNum>
-  <w:abstractNum w:abstractNumId="15" w15:restartNumberingAfterBreak="0">
+  <w:abstractNum w:abstractNumId="17" w15:restartNumberingAfterBreak="0">
     <w:nsid w:val="780D56CB"/>
     <w:multiLevelType w:val="multilevel"/>
     <w:tmpl w:val="F14A316E"/>
@@ -10101,7 +11195,7 @@
         <w:sz w:val="20"/>
       </w:rPr>
     </w:lvl>
-    <w:lvl w:ilvl="3" w:tentative="1">
+    <w:lvl w:ilvl="3">
       <w:start w:val="1"/>
       <w:numFmt w:val="bullet"/>
       <w:lvlText w:val=""/>
@@ -10202,49 +11296,55 @@
     <w:abstractNumId w:val="1"/>
   </w:num>
   <w:num w:numId="2" w16cid:durableId="1760255598">
-    <w:abstractNumId w:val="11"/>
+    <w:abstractNumId w:val="12"/>
   </w:num>
   <w:num w:numId="3" w16cid:durableId="1489128327">
-    <w:abstractNumId w:val="14"/>
+    <w:abstractNumId w:val="16"/>
   </w:num>
   <w:num w:numId="4" w16cid:durableId="173495255">
-    <w:abstractNumId w:val="7"/>
+    <w:abstractNumId w:val="8"/>
   </w:num>
   <w:num w:numId="5" w16cid:durableId="1609696277">
-    <w:abstractNumId w:val="4"/>
+    <w:abstractNumId w:val="5"/>
   </w:num>
   <w:num w:numId="6" w16cid:durableId="736518176">
-    <w:abstractNumId w:val="13"/>
+    <w:abstractNumId w:val="14"/>
   </w:num>
   <w:num w:numId="7" w16cid:durableId="1206064228">
     <w:abstractNumId w:val="2"/>
   </w:num>
   <w:num w:numId="8" w16cid:durableId="1715764584">
-    <w:abstractNumId w:val="15"/>
+    <w:abstractNumId w:val="17"/>
   </w:num>
   <w:num w:numId="9" w16cid:durableId="48916581">
-    <w:abstractNumId w:val="9"/>
+    <w:abstractNumId w:val="10"/>
   </w:num>
   <w:num w:numId="10" w16cid:durableId="1716387930">
-    <w:abstractNumId w:val="6"/>
+    <w:abstractNumId w:val="7"/>
   </w:num>
   <w:num w:numId="11" w16cid:durableId="1641764118">
     <w:abstractNumId w:val="0"/>
   </w:num>
   <w:num w:numId="12" w16cid:durableId="1391415661">
+    <w:abstractNumId w:val="4"/>
+  </w:num>
+  <w:num w:numId="13" w16cid:durableId="917983411">
+    <w:abstractNumId w:val="6"/>
+  </w:num>
+  <w:num w:numId="14" w16cid:durableId="984625656">
+    <w:abstractNumId w:val="11"/>
+  </w:num>
+  <w:num w:numId="15" w16cid:durableId="143276006">
+    <w:abstractNumId w:val="9"/>
+  </w:num>
+  <w:num w:numId="16" w16cid:durableId="1659263013">
+    <w:abstractNumId w:val="13"/>
+  </w:num>
+  <w:num w:numId="17" w16cid:durableId="636764939">
     <w:abstractNumId w:val="3"/>
   </w:num>
-  <w:num w:numId="13" w16cid:durableId="917983411">
-    <w:abstractNumId w:val="5"/>
-  </w:num>
-  <w:num w:numId="14" w16cid:durableId="984625656">
-    <w:abstractNumId w:val="10"/>
-  </w:num>
-  <w:num w:numId="15" w16cid:durableId="143276006">
-    <w:abstractNumId w:val="8"/>
-  </w:num>
-  <w:num w:numId="16" w16cid:durableId="1659263013">
-    <w:abstractNumId w:val="12"/>
+  <w:num w:numId="18" w16cid:durableId="1911573885">
+    <w:abstractNumId w:val="15"/>
   </w:num>
 </w:numbering>
 </file>
@@ -11171,6 +12271,29 @@
     <w:basedOn w:val="DefaultParagraphFont"/>
     <w:rsid w:val="008B7DE3"/>
   </w:style>
+  <w:style w:type="character" w:styleId="Hyperlink">
+    <w:name w:val="Hyperlink"/>
+    <w:basedOn w:val="DefaultParagraphFont"/>
+    <w:uiPriority w:val="99"/>
+    <w:unhideWhenUsed/>
+    <w:rsid w:val="00FB1DC4"/>
+    <w:rPr>
+      <w:color w:val="467886" w:themeColor="hyperlink"/>
+      <w:u w:val="single"/>
+    </w:rPr>
+  </w:style>
+  <w:style w:type="character" w:styleId="UnresolvedMention">
+    <w:name w:val="Unresolved Mention"/>
+    <w:basedOn w:val="DefaultParagraphFont"/>
+    <w:uiPriority w:val="99"/>
+    <w:semiHidden/>
+    <w:unhideWhenUsed/>
+    <w:rsid w:val="00FB1DC4"/>
+    <w:rPr>
+      <w:color w:val="605E5C"/>
+      <w:shd w:val="clear" w:color="auto" w:fill="E1DFDD"/>
+    </w:rPr>
+  </w:style>
 </w:styles>
 </file>
 
